--- a/applications/ukg-alliances/Ian_Cowpar_Resume_UKG_Alliances.docx
+++ b/applications/ukg-alliances/Ian_Cowpar_Resume_UKG_Alliances.docx
@@ -183,7 +183,7 @@
           <w:b w:val="0"/>
           <w:i w:val="0"/>
         </w:rPr>
-        <w:t>Designed a five-panel defect triage system classifying open issues across customer escalations, code defects, internal bugs, and CVEs; auto-refreshed daily across four products, surfacing a highest-leverage action per view. The same coordinating instinct that keeps a partner portfolio moving without losing what matters.</w:t>
+        <w:t>Designed a five-panel defect triage system classifying open issues across customer escalations, code defects, internal bugs, CVEs, and noise; auto-refreshed daily across four products, with a Claude Code function I built into the tool surfacing the highest-leverage action per panel. The same coordinating instinct that keeps a partner portfolio moving without losing what matters.</w:t>
       </w:r>
     </w:p>
     <w:p>
